--- a/Lovable_Plan.docx
+++ b/Lovable_Plan.docx
@@ -122,6 +122,23 @@
           <w:szCs w:val="22"/>
         </w:rPr>
         <w:t xml:space="preserve">Дизайн-направление: Slow Editorial Print</w:t>
+      </w:r>
+    </w:p>
+    <w:p>
+      <w:pPr>
+        <w:spacing w:after="120"/>
+        <w:jc w:val="center"/>
+      </w:pPr>
+      <w:r>
+        <w:rPr>
+          <w:rFonts w:ascii="Arial" w:cs="Arial" w:eastAsia="Arial" w:hAnsi="Arial"/>
+          <w:i/>
+          <w:iCs/>
+          <w:color w:val="4A4A48"/>
+          <w:sz w:val="20"/>
+          <w:szCs w:val="20"/>
+        </w:rPr>
+        <w:t xml:space="preserve">Шрифты: Geologica + Onest + PT Mono (variable-TTF, в /assets/fonts/)</w:t>
       </w:r>
     </w:p>
     <w:p>
@@ -373,6 +390,60 @@
           <w:sz w:val="22"/>
           <w:szCs w:val="22"/>
         </w:rPr>
+        <w:t xml:space="preserve">Шрифты</w:t>
+      </w:r>
+    </w:p>
+    <w:p>
+      <w:pPr>
+        <w:spacing w:after="120" w:before="0" w:line="300"/>
+        <w:jc w:val="left"/>
+      </w:pPr>
+      <w:r>
+        <w:rPr>
+          <w:rFonts w:ascii="Arial" w:cs="Arial" w:eastAsia="Arial" w:hAnsi="Arial"/>
+          <w:b w:val="false"/>
+          <w:bCs w:val="false"/>
+          <w:i w:val="false"/>
+          <w:iCs w:val="false"/>
+          <w:color w:val="000000"/>
+          <w:sz w:val="22"/>
+          <w:szCs w:val="22"/>
+        </w:rPr>
+        <w:t xml:space="preserve">Файлы Geologica-Variable.ttf, Onest-Variable.ttf, PTMono-Regular.ttf уже лежат в /assets/fonts/ репозитория (вместе с тремя файлами лицензии OFL.txt). Дополнительно ничего класть не нужно — Промпт 1 ссылается на готовые TTF.</w:t>
+      </w:r>
+    </w:p>
+    <w:p>
+      <w:pPr>
+        <w:spacing w:after="120" w:before="0" w:line="300"/>
+        <w:jc w:val="left"/>
+      </w:pPr>
+      <w:r>
+        <w:rPr>
+          <w:rFonts w:ascii="Arial" w:cs="Arial" w:eastAsia="Arial" w:hAnsi="Arial"/>
+          <w:b w:val="false"/>
+          <w:bCs w:val="false"/>
+          <w:i w:val="false"/>
+          <w:iCs w:val="false"/>
+          <w:color w:val="000000"/>
+          <w:sz w:val="22"/>
+          <w:szCs w:val="22"/>
+        </w:rPr>
+        <w:t xml:space="preserve"> </w:t>
+      </w:r>
+    </w:p>
+    <w:p>
+      <w:pPr>
+        <w:spacing w:after="80" w:before="160"/>
+      </w:pPr>
+      <w:r>
+        <w:rPr>
+          <w:rFonts w:ascii="Arial" w:cs="Arial" w:eastAsia="Arial" w:hAnsi="Arial"/>
+          <w:b/>
+          <w:bCs/>
+          <w:color w:val="4A2E1F"/>
+          <w:sz w:val="22"/>
+          <w:szCs w:val="22"/>
+        </w:rPr>
         <w:t xml:space="preserve">Если Lovable начинает «возвращаться» к React</w:t>
       </w:r>
     </w:p>
@@ -392,7 +463,7 @@
           <w:sz w:val="22"/>
           <w:szCs w:val="22"/>
         </w:rPr>
-        <w:t xml:space="preserve">Повтори уточнение в каждом следующем промпте: «Keep this pure HTML/CSS/JS. No React. No Tailwind.» Это нормальная история — у Lovable сильный uphill с дефолтом.</w:t>
+        <w:t xml:space="preserve">Повтори уточнение в каждом следующем промпте: «Keep this pure HTML/CSS/JS. No React. No Tailwind.»</w:t>
       </w:r>
     </w:p>
     <w:p>
@@ -446,7 +517,7 @@
           <w:sz w:val="22"/>
           <w:szCs w:val="22"/>
         </w:rPr>
-        <w:t xml:space="preserve">Перед запуском Промпта 1 — подключи GitHub-репозиторий Personal-brand-152-fz через интеграцию Lovable. Так инструмент сможет читать существующие файлы (quiz.html, /assets/css/quiz.css, /assets/js/*, юридические документы) и не будет их выдумывать заново.</w:t>
+        <w:t xml:space="preserve">Перед запуском Промпта 1 — подключи GitHub-репозиторий Personal-brand-152-fz через интеграцию Lovable. Так инструмент видит существующие файлы (quiz.html, /assets/, юридические документы, шрифты) и не выдумывает их заново.</w:t>
       </w:r>
     </w:p>
     <w:p>
@@ -515,7 +586,7 @@
           <w:sz w:val="22"/>
           <w:szCs w:val="22"/>
         </w:rPr>
-        <w:t xml:space="preserve">assets/css/main.css — CSS-переменные палитры Slow Editorial Print, @font-face для Geologica + Onest + PT Mono, editorial-сетка с нумерацией секций, SVG-noise overlay.</w:t>
+        <w:t xml:space="preserve">assets/css/main.css — CSS-переменные палитры Slow Editorial Print, три @font-face блока для variable-шрифтов, editorial-сетка с нумерацией секций, SVG-noise overlay.</w:t>
       </w:r>
     </w:p>
     <w:p>
@@ -533,7 +604,7 @@
           <w:sz w:val="22"/>
           <w:szCs w:val="22"/>
         </w:rPr>
-        <w:t xml:space="preserve">assets/fonts/ — папка-плейсхолдер под WOFF2-файлы.</w:t>
+        <w:t xml:space="preserve">assets/fonts/ — уже содержит Geologica-Variable.ttf, Onest-Variable.ttf, PTMono-Regular.ttf и три файла OFL.txt. Дополнительно класть не нужно.</w:t>
       </w:r>
     </w:p>
     <w:p>
@@ -568,7 +639,7 @@
           <w:sz w:val="22"/>
           <w:szCs w:val="22"/>
         </w:rPr>
-        <w:t xml:space="preserve">§1 (Резюме), §5 (12 секций), §6 (Slow Editorial Print, палитра, принципы), §7 (Geologica + Onest + PT Mono — полные @font-face), §8 (152-ФЗ чеклист), §10 (#quiz точка монтирования).</w:t>
+        <w:t xml:space="preserve">§1 (Резюме), §5 (12 секций), §6 (Slow Editorial Print, палитра, принципы), §7 (Geologica + Onest + PT Mono — variable TTF), §8 (152-ФЗ чеклист), §10 (#quiz точка монтирования).</w:t>
       </w:r>
     </w:p>
     <w:p>
@@ -620,7 +691,7 @@
           <w:sz w:val="22"/>
           <w:szCs w:val="22"/>
         </w:rPr>
-        <w:t xml:space="preserve">technical-requirements.md — HTTPS-готовность, локальные шрифты через @font-face, динамическая инжекция Метрики (в каркасе её НЕТ).</w:t>
+        <w:t xml:space="preserve">technical-requirements.md — HTTPS-готовность, локальные шрифты через @font-face (variable TTF, format truetype-variations), динамическая инжекция Метрики (в каркасе её НЕТ).</w:t>
       </w:r>
     </w:p>
     <w:p>
@@ -859,6 +930,110 @@
                 <w:sz w:val="18"/>
                 <w:szCs w:val="18"/>
               </w:rPr>
+              <w:t xml:space="preserve">ШРИФТЫ — УЖЕ В РЕПОЗИТОРИИ:</w:t>
+            </w:r>
+          </w:p>
+          <w:p>
+            <w:pPr>
+              <w:spacing w:after="0" w:line="240"/>
+            </w:pPr>
+            <w:r>
+              <w:rPr>
+                <w:rFonts w:ascii="Consolas" w:cs="Consolas" w:eastAsia="Consolas" w:hAnsi="Consolas"/>
+                <w:sz w:val="18"/>
+                <w:szCs w:val="18"/>
+              </w:rPr>
+              <w:t xml:space="preserve">В /assets/fonts/ лежат готовые TTF-файлы:</w:t>
+            </w:r>
+          </w:p>
+          <w:p>
+            <w:pPr>
+              <w:spacing w:after="0" w:line="240"/>
+            </w:pPr>
+            <w:r>
+              <w:rPr>
+                <w:rFonts w:ascii="Consolas" w:cs="Consolas" w:eastAsia="Consolas" w:hAnsi="Consolas"/>
+                <w:sz w:val="18"/>
+                <w:szCs w:val="18"/>
+              </w:rPr>
+              <w:t xml:space="preserve">— Geologica-Variable.ttf — variable шрифт, веса 100–900 (display)</w:t>
+            </w:r>
+          </w:p>
+          <w:p>
+            <w:pPr>
+              <w:spacing w:after="0" w:line="240"/>
+            </w:pPr>
+            <w:r>
+              <w:rPr>
+                <w:rFonts w:ascii="Consolas" w:cs="Consolas" w:eastAsia="Consolas" w:hAnsi="Consolas"/>
+                <w:sz w:val="18"/>
+                <w:szCs w:val="18"/>
+              </w:rPr>
+              <w:t xml:space="preserve">— Onest-Variable.ttf — variable шрифт, веса 100–900 (body)</w:t>
+            </w:r>
+          </w:p>
+          <w:p>
+            <w:pPr>
+              <w:spacing w:after="0" w:line="240"/>
+            </w:pPr>
+            <w:r>
+              <w:rPr>
+                <w:rFonts w:ascii="Consolas" w:cs="Consolas" w:eastAsia="Consolas" w:hAnsi="Consolas"/>
+                <w:sz w:val="18"/>
+                <w:szCs w:val="18"/>
+              </w:rPr>
+              <w:t xml:space="preserve">— PTMono-Regular.ttf — обычный mono (для нумерации секций и цен)</w:t>
+            </w:r>
+          </w:p>
+          <w:p>
+            <w:pPr>
+              <w:spacing w:after="0" w:line="240"/>
+            </w:pPr>
+            <w:r>
+              <w:rPr>
+                <w:rFonts w:ascii="Consolas" w:cs="Consolas" w:eastAsia="Consolas" w:hAnsi="Consolas"/>
+                <w:sz w:val="18"/>
+                <w:szCs w:val="18"/>
+              </w:rPr>
+              <w:t xml:space="preserve">Плюс три файла лицензии OFL (трогать не нужно, требование SIL OFL 1.1).</w:t>
+            </w:r>
+          </w:p>
+          <w:p>
+            <w:pPr>
+              <w:spacing w:after="0" w:line="240"/>
+            </w:pPr>
+            <w:r>
+              <w:rPr>
+                <w:rFonts w:ascii="Consolas" w:cs="Consolas" w:eastAsia="Consolas" w:hAnsi="Consolas"/>
+                <w:sz w:val="18"/>
+                <w:szCs w:val="18"/>
+              </w:rPr>
+              <w:t xml:space="preserve">Дополнительно ничего класть не надо.</w:t>
+            </w:r>
+          </w:p>
+          <w:p>
+            <w:pPr>
+              <w:spacing w:after="0" w:line="240"/>
+            </w:pPr>
+            <w:r>
+              <w:rPr>
+                <w:rFonts w:ascii="Consolas" w:cs="Consolas" w:eastAsia="Consolas" w:hAnsi="Consolas"/>
+                <w:sz w:val="18"/>
+                <w:szCs w:val="18"/>
+              </w:rPr>
+              <w:t xml:space="preserve"> </w:t>
+            </w:r>
+          </w:p>
+          <w:p>
+            <w:pPr>
+              <w:spacing w:after="0" w:line="240"/>
+            </w:pPr>
+            <w:r>
+              <w:rPr>
+                <w:rFonts w:ascii="Consolas" w:cs="Consolas" w:eastAsia="Consolas" w:hAnsi="Consolas"/>
+                <w:sz w:val="18"/>
+                <w:szCs w:val="18"/>
+              </w:rPr>
               <w:t xml:space="preserve">ФАЙЛ 1 — index.html</w:t>
             </w:r>
           </w:p>
@@ -1418,59 +1593,59 @@
                 <w:sz w:val="18"/>
                 <w:szCs w:val="18"/>
               </w:rPr>
-              <w:t xml:space="preserve">2. Одиннадцать @font-face блоков (полностью, см. SPEC §7):</w:t>
-            </w:r>
-          </w:p>
-          <w:p>
-            <w:pPr>
-              <w:spacing w:after="0" w:line="240"/>
-            </w:pPr>
-            <w:r>
-              <w:rPr>
-                <w:rFonts w:ascii="Consolas" w:cs="Consolas" w:eastAsia="Consolas" w:hAnsi="Consolas"/>
-                <w:sz w:val="18"/>
-                <w:szCs w:val="18"/>
-              </w:rPr>
-              <w:t xml:space="preserve">   Geologica: 400 / 500 / 600 / 700 / 900 / italic 400 / italic 700</w:t>
-            </w:r>
-          </w:p>
-          <w:p>
-            <w:pPr>
-              <w:spacing w:after="0" w:line="240"/>
-            </w:pPr>
-            <w:r>
-              <w:rPr>
-                <w:rFonts w:ascii="Consolas" w:cs="Consolas" w:eastAsia="Consolas" w:hAnsi="Consolas"/>
-                <w:sz w:val="18"/>
-                <w:szCs w:val="18"/>
-              </w:rPr>
-              <w:t xml:space="preserve">   Onest: 400 / 500 / 700</w:t>
-            </w:r>
-          </w:p>
-          <w:p>
-            <w:pPr>
-              <w:spacing w:after="0" w:line="240"/>
-            </w:pPr>
-            <w:r>
-              <w:rPr>
-                <w:rFonts w:ascii="Consolas" w:cs="Consolas" w:eastAsia="Consolas" w:hAnsi="Consolas"/>
-                <w:sz w:val="18"/>
-                <w:szCs w:val="18"/>
-              </w:rPr>
-              <w:t xml:space="preserve">   PT Mono: 400</w:t>
-            </w:r>
-          </w:p>
-          <w:p>
-            <w:pPr>
-              <w:spacing w:after="0" w:line="240"/>
-            </w:pPr>
-            <w:r>
-              <w:rPr>
-                <w:rFonts w:ascii="Consolas" w:cs="Consolas" w:eastAsia="Consolas" w:hAnsi="Consolas"/>
-                <w:sz w:val="18"/>
-                <w:szCs w:val="18"/>
-              </w:rPr>
-              <w:t xml:space="preserve">   Все с url('/assets/fonts/...woff2') format('woff2'); font-display: swap.</w:t>
+              <w:t xml:space="preserve">2. Три @font-face блока для variable-шрифтов (см. SPEC §7):</w:t>
+            </w:r>
+          </w:p>
+          <w:p>
+            <w:pPr>
+              <w:spacing w:after="0" w:line="240"/>
+            </w:pPr>
+            <w:r>
+              <w:rPr>
+                <w:rFonts w:ascii="Consolas" w:cs="Consolas" w:eastAsia="Consolas" w:hAnsi="Consolas"/>
+                <w:sz w:val="18"/>
+                <w:szCs w:val="18"/>
+              </w:rPr>
+              <w:t xml:space="preserve">   — Geologica: один файл /assets/fonts/Geologica-Variable.ttf на веса 100–900.</w:t>
+            </w:r>
+          </w:p>
+          <w:p>
+            <w:pPr>
+              <w:spacing w:after="0" w:line="240"/>
+            </w:pPr>
+            <w:r>
+              <w:rPr>
+                <w:rFonts w:ascii="Consolas" w:cs="Consolas" w:eastAsia="Consolas" w:hAnsi="Consolas"/>
+                <w:sz w:val="18"/>
+                <w:szCs w:val="18"/>
+              </w:rPr>
+              <w:t xml:space="preserve">   — Onest: один файл /assets/fonts/Onest-Variable.ttf на веса 100–900.</w:t>
+            </w:r>
+          </w:p>
+          <w:p>
+            <w:pPr>
+              <w:spacing w:after="0" w:line="240"/>
+            </w:pPr>
+            <w:r>
+              <w:rPr>
+                <w:rFonts w:ascii="Consolas" w:cs="Consolas" w:eastAsia="Consolas" w:hAnsi="Consolas"/>
+                <w:sz w:val="18"/>
+                <w:szCs w:val="18"/>
+              </w:rPr>
+              <w:t xml:space="preserve">   — PT Mono: один файл /assets/fonts/PTMono-Regular.ttf, weight 400.</w:t>
+            </w:r>
+          </w:p>
+          <w:p>
+            <w:pPr>
+              <w:spacing w:after="0" w:line="240"/>
+            </w:pPr>
+            <w:r>
+              <w:rPr>
+                <w:rFonts w:ascii="Consolas" w:cs="Consolas" w:eastAsia="Consolas" w:hAnsi="Consolas"/>
+                <w:sz w:val="18"/>
+                <w:szCs w:val="18"/>
+              </w:rPr>
+              <w:t xml:space="preserve">   Используй format('truetype-variations') + format('truetype') как fallback:</w:t>
             </w:r>
           </w:p>
           <w:p>
@@ -1496,6 +1671,318 @@
                 <w:sz w:val="18"/>
                 <w:szCs w:val="18"/>
               </w:rPr>
+              <w:t xml:space="preserve">   @font-face {</w:t>
+            </w:r>
+          </w:p>
+          <w:p>
+            <w:pPr>
+              <w:spacing w:after="0" w:line="240"/>
+            </w:pPr>
+            <w:r>
+              <w:rPr>
+                <w:rFonts w:ascii="Consolas" w:cs="Consolas" w:eastAsia="Consolas" w:hAnsi="Consolas"/>
+                <w:sz w:val="18"/>
+                <w:szCs w:val="18"/>
+              </w:rPr>
+              <w:t xml:space="preserve">     font-family: 'Geologica';</w:t>
+            </w:r>
+          </w:p>
+          <w:p>
+            <w:pPr>
+              <w:spacing w:after="0" w:line="240"/>
+            </w:pPr>
+            <w:r>
+              <w:rPr>
+                <w:rFonts w:ascii="Consolas" w:cs="Consolas" w:eastAsia="Consolas" w:hAnsi="Consolas"/>
+                <w:sz w:val="18"/>
+                <w:szCs w:val="18"/>
+              </w:rPr>
+              <w:t xml:space="preserve">     src: url('/assets/fonts/Geologica-Variable.ttf') format('truetype-variations'),</w:t>
+            </w:r>
+          </w:p>
+          <w:p>
+            <w:pPr>
+              <w:spacing w:after="0" w:line="240"/>
+            </w:pPr>
+            <w:r>
+              <w:rPr>
+                <w:rFonts w:ascii="Consolas" w:cs="Consolas" w:eastAsia="Consolas" w:hAnsi="Consolas"/>
+                <w:sz w:val="18"/>
+                <w:szCs w:val="18"/>
+              </w:rPr>
+              <w:t xml:space="preserve">          url('/assets/fonts/Geologica-Variable.ttf') format('truetype');</w:t>
+            </w:r>
+          </w:p>
+          <w:p>
+            <w:pPr>
+              <w:spacing w:after="0" w:line="240"/>
+            </w:pPr>
+            <w:r>
+              <w:rPr>
+                <w:rFonts w:ascii="Consolas" w:cs="Consolas" w:eastAsia="Consolas" w:hAnsi="Consolas"/>
+                <w:sz w:val="18"/>
+                <w:szCs w:val="18"/>
+              </w:rPr>
+              <w:t xml:space="preserve">     font-weight: 100 900;</w:t>
+            </w:r>
+          </w:p>
+          <w:p>
+            <w:pPr>
+              <w:spacing w:after="0" w:line="240"/>
+            </w:pPr>
+            <w:r>
+              <w:rPr>
+                <w:rFonts w:ascii="Consolas" w:cs="Consolas" w:eastAsia="Consolas" w:hAnsi="Consolas"/>
+                <w:sz w:val="18"/>
+                <w:szCs w:val="18"/>
+              </w:rPr>
+              <w:t xml:space="preserve">     font-style: normal;</w:t>
+            </w:r>
+          </w:p>
+          <w:p>
+            <w:pPr>
+              <w:spacing w:after="0" w:line="240"/>
+            </w:pPr>
+            <w:r>
+              <w:rPr>
+                <w:rFonts w:ascii="Consolas" w:cs="Consolas" w:eastAsia="Consolas" w:hAnsi="Consolas"/>
+                <w:sz w:val="18"/>
+                <w:szCs w:val="18"/>
+              </w:rPr>
+              <w:t xml:space="preserve">     font-display: swap;</w:t>
+            </w:r>
+          </w:p>
+          <w:p>
+            <w:pPr>
+              <w:spacing w:after="0" w:line="240"/>
+            </w:pPr>
+            <w:r>
+              <w:rPr>
+                <w:rFonts w:ascii="Consolas" w:cs="Consolas" w:eastAsia="Consolas" w:hAnsi="Consolas"/>
+                <w:sz w:val="18"/>
+                <w:szCs w:val="18"/>
+              </w:rPr>
+              <w:t xml:space="preserve">   }</w:t>
+            </w:r>
+          </w:p>
+          <w:p>
+            <w:pPr>
+              <w:spacing w:after="0" w:line="240"/>
+            </w:pPr>
+            <w:r>
+              <w:rPr>
+                <w:rFonts w:ascii="Consolas" w:cs="Consolas" w:eastAsia="Consolas" w:hAnsi="Consolas"/>
+                <w:sz w:val="18"/>
+                <w:szCs w:val="18"/>
+              </w:rPr>
+              <w:t xml:space="preserve">   @font-face {</w:t>
+            </w:r>
+          </w:p>
+          <w:p>
+            <w:pPr>
+              <w:spacing w:after="0" w:line="240"/>
+            </w:pPr>
+            <w:r>
+              <w:rPr>
+                <w:rFonts w:ascii="Consolas" w:cs="Consolas" w:eastAsia="Consolas" w:hAnsi="Consolas"/>
+                <w:sz w:val="18"/>
+                <w:szCs w:val="18"/>
+              </w:rPr>
+              <w:t xml:space="preserve">     font-family: 'Onest';</w:t>
+            </w:r>
+          </w:p>
+          <w:p>
+            <w:pPr>
+              <w:spacing w:after="0" w:line="240"/>
+            </w:pPr>
+            <w:r>
+              <w:rPr>
+                <w:rFonts w:ascii="Consolas" w:cs="Consolas" w:eastAsia="Consolas" w:hAnsi="Consolas"/>
+                <w:sz w:val="18"/>
+                <w:szCs w:val="18"/>
+              </w:rPr>
+              <w:t xml:space="preserve">     src: url('/assets/fonts/Onest-Variable.ttf') format('truetype-variations'),</w:t>
+            </w:r>
+          </w:p>
+          <w:p>
+            <w:pPr>
+              <w:spacing w:after="0" w:line="240"/>
+            </w:pPr>
+            <w:r>
+              <w:rPr>
+                <w:rFonts w:ascii="Consolas" w:cs="Consolas" w:eastAsia="Consolas" w:hAnsi="Consolas"/>
+                <w:sz w:val="18"/>
+                <w:szCs w:val="18"/>
+              </w:rPr>
+              <w:t xml:space="preserve">          url('/assets/fonts/Onest-Variable.ttf') format('truetype');</w:t>
+            </w:r>
+          </w:p>
+          <w:p>
+            <w:pPr>
+              <w:spacing w:after="0" w:line="240"/>
+            </w:pPr>
+            <w:r>
+              <w:rPr>
+                <w:rFonts w:ascii="Consolas" w:cs="Consolas" w:eastAsia="Consolas" w:hAnsi="Consolas"/>
+                <w:sz w:val="18"/>
+                <w:szCs w:val="18"/>
+              </w:rPr>
+              <w:t xml:space="preserve">     font-weight: 100 900;</w:t>
+            </w:r>
+          </w:p>
+          <w:p>
+            <w:pPr>
+              <w:spacing w:after="0" w:line="240"/>
+            </w:pPr>
+            <w:r>
+              <w:rPr>
+                <w:rFonts w:ascii="Consolas" w:cs="Consolas" w:eastAsia="Consolas" w:hAnsi="Consolas"/>
+                <w:sz w:val="18"/>
+                <w:szCs w:val="18"/>
+              </w:rPr>
+              <w:t xml:space="preserve">     font-style: normal;</w:t>
+            </w:r>
+          </w:p>
+          <w:p>
+            <w:pPr>
+              <w:spacing w:after="0" w:line="240"/>
+            </w:pPr>
+            <w:r>
+              <w:rPr>
+                <w:rFonts w:ascii="Consolas" w:cs="Consolas" w:eastAsia="Consolas" w:hAnsi="Consolas"/>
+                <w:sz w:val="18"/>
+                <w:szCs w:val="18"/>
+              </w:rPr>
+              <w:t xml:space="preserve">     font-display: swap;</w:t>
+            </w:r>
+          </w:p>
+          <w:p>
+            <w:pPr>
+              <w:spacing w:after="0" w:line="240"/>
+            </w:pPr>
+            <w:r>
+              <w:rPr>
+                <w:rFonts w:ascii="Consolas" w:cs="Consolas" w:eastAsia="Consolas" w:hAnsi="Consolas"/>
+                <w:sz w:val="18"/>
+                <w:szCs w:val="18"/>
+              </w:rPr>
+              <w:t xml:space="preserve">   }</w:t>
+            </w:r>
+          </w:p>
+          <w:p>
+            <w:pPr>
+              <w:spacing w:after="0" w:line="240"/>
+            </w:pPr>
+            <w:r>
+              <w:rPr>
+                <w:rFonts w:ascii="Consolas" w:cs="Consolas" w:eastAsia="Consolas" w:hAnsi="Consolas"/>
+                <w:sz w:val="18"/>
+                <w:szCs w:val="18"/>
+              </w:rPr>
+              <w:t xml:space="preserve">   @font-face {</w:t>
+            </w:r>
+          </w:p>
+          <w:p>
+            <w:pPr>
+              <w:spacing w:after="0" w:line="240"/>
+            </w:pPr>
+            <w:r>
+              <w:rPr>
+                <w:rFonts w:ascii="Consolas" w:cs="Consolas" w:eastAsia="Consolas" w:hAnsi="Consolas"/>
+                <w:sz w:val="18"/>
+                <w:szCs w:val="18"/>
+              </w:rPr>
+              <w:t xml:space="preserve">     font-family: 'PT Mono';</w:t>
+            </w:r>
+          </w:p>
+          <w:p>
+            <w:pPr>
+              <w:spacing w:after="0" w:line="240"/>
+            </w:pPr>
+            <w:r>
+              <w:rPr>
+                <w:rFonts w:ascii="Consolas" w:cs="Consolas" w:eastAsia="Consolas" w:hAnsi="Consolas"/>
+                <w:sz w:val="18"/>
+                <w:szCs w:val="18"/>
+              </w:rPr>
+              <w:t xml:space="preserve">     src: url('/assets/fonts/PTMono-Regular.ttf') format('truetype');</w:t>
+            </w:r>
+          </w:p>
+          <w:p>
+            <w:pPr>
+              <w:spacing w:after="0" w:line="240"/>
+            </w:pPr>
+            <w:r>
+              <w:rPr>
+                <w:rFonts w:ascii="Consolas" w:cs="Consolas" w:eastAsia="Consolas" w:hAnsi="Consolas"/>
+                <w:sz w:val="18"/>
+                <w:szCs w:val="18"/>
+              </w:rPr>
+              <w:t xml:space="preserve">     font-weight: 400;</w:t>
+            </w:r>
+          </w:p>
+          <w:p>
+            <w:pPr>
+              <w:spacing w:after="0" w:line="240"/>
+            </w:pPr>
+            <w:r>
+              <w:rPr>
+                <w:rFonts w:ascii="Consolas" w:cs="Consolas" w:eastAsia="Consolas" w:hAnsi="Consolas"/>
+                <w:sz w:val="18"/>
+                <w:szCs w:val="18"/>
+              </w:rPr>
+              <w:t xml:space="preserve">     font-style: normal;</w:t>
+            </w:r>
+          </w:p>
+          <w:p>
+            <w:pPr>
+              <w:spacing w:after="0" w:line="240"/>
+            </w:pPr>
+            <w:r>
+              <w:rPr>
+                <w:rFonts w:ascii="Consolas" w:cs="Consolas" w:eastAsia="Consolas" w:hAnsi="Consolas"/>
+                <w:sz w:val="18"/>
+                <w:szCs w:val="18"/>
+              </w:rPr>
+              <w:t xml:space="preserve">     font-display: swap;</w:t>
+            </w:r>
+          </w:p>
+          <w:p>
+            <w:pPr>
+              <w:spacing w:after="0" w:line="240"/>
+            </w:pPr>
+            <w:r>
+              <w:rPr>
+                <w:rFonts w:ascii="Consolas" w:cs="Consolas" w:eastAsia="Consolas" w:hAnsi="Consolas"/>
+                <w:sz w:val="18"/>
+                <w:szCs w:val="18"/>
+              </w:rPr>
+              <w:t xml:space="preserve">   }</w:t>
+            </w:r>
+          </w:p>
+          <w:p>
+            <w:pPr>
+              <w:spacing w:after="0" w:line="240"/>
+            </w:pPr>
+            <w:r>
+              <w:rPr>
+                <w:rFonts w:ascii="Consolas" w:cs="Consolas" w:eastAsia="Consolas" w:hAnsi="Consolas"/>
+                <w:sz w:val="18"/>
+                <w:szCs w:val="18"/>
+              </w:rPr>
+              <w:t xml:space="preserve"> </w:t>
+            </w:r>
+          </w:p>
+          <w:p>
+            <w:pPr>
+              <w:spacing w:after="0" w:line="240"/>
+            </w:pPr>
+            <w:r>
+              <w:rPr>
+                <w:rFonts w:ascii="Consolas" w:cs="Consolas" w:eastAsia="Consolas" w:hAnsi="Consolas"/>
+                <w:sz w:val="18"/>
+                <w:szCs w:val="18"/>
+              </w:rPr>
               <w:t xml:space="preserve">3. Базовые стили:</w:t>
             </w:r>
           </w:p>
@@ -2069,45 +2556,6 @@
                 <w:szCs w:val="18"/>
               </w:rPr>
               <w:t xml:space="preserve">— НЕТ Inter, Roboto, Arial, Helvetica, Space Grotesk, IBM Plex даже как fallback верхнего уровня.</w:t>
-            </w:r>
-          </w:p>
-          <w:p>
-            <w:pPr>
-              <w:spacing w:after="0" w:line="240"/>
-            </w:pPr>
-            <w:r>
-              <w:rPr>
-                <w:rFonts w:ascii="Consolas" w:cs="Consolas" w:eastAsia="Consolas" w:hAnsi="Consolas"/>
-                <w:sz w:val="18"/>
-                <w:szCs w:val="18"/>
-              </w:rPr>
-              <w:t xml:space="preserve"> </w:t>
-            </w:r>
-          </w:p>
-          <w:p>
-            <w:pPr>
-              <w:spacing w:after="0" w:line="240"/>
-            </w:pPr>
-            <w:r>
-              <w:rPr>
-                <w:rFonts w:ascii="Consolas" w:cs="Consolas" w:eastAsia="Consolas" w:hAnsi="Consolas"/>
-                <w:sz w:val="18"/>
-                <w:szCs w:val="18"/>
-              </w:rPr>
-              <w:t xml:space="preserve">ВАЖНО ПРО ШРИФТЫ:</w:t>
-            </w:r>
-          </w:p>
-          <w:p>
-            <w:pPr>
-              <w:spacing w:after="0" w:line="240"/>
-            </w:pPr>
-            <w:r>
-              <w:rPr>
-                <w:rFonts w:ascii="Consolas" w:cs="Consolas" w:eastAsia="Consolas" w:hAnsi="Consolas"/>
-                <w:sz w:val="18"/>
-                <w:szCs w:val="18"/>
-              </w:rPr>
-              <w:t xml:space="preserve">WOFF2-файлы я положу руками. Создай корректные @font-face с правильными путями, файлы пока могут отсутствовать — это нормально.</w:t>
             </w:r>
           </w:p>
           <w:p>
@@ -6885,7 +7333,7 @@
           <w:sz w:val="22"/>
           <w:szCs w:val="22"/>
         </w:rPr>
-        <w:t xml:space="preserve">Секция #packages — три фиксированных пакета Эксперт / Студия / Поток, без soft surfaces (тонкая рамка, без скруглений), 3-этапная оплата 30/40/30. Каждый пакет содержит слои 5–8 Value Stack из §4.</w:t>
+        <w:t xml:space="preserve">Секция #packages — три фиксированных пакета Эксперт / Студия / Поток, без soft surfaces (тонкая рамка, без скруглений), 3-этапная оплата 30/40/30.</w:t>
       </w:r>
     </w:p>
     <w:p>
@@ -7640,7 +8088,7 @@
                 <w:sz w:val="18"/>
                 <w:szCs w:val="18"/>
               </w:rPr>
-              <w:t xml:space="preserve">        &lt;p class="package__for"&gt;Для школы/практики &amp;gt;5 человек или нескольких каналов лидов&lt;/p&gt;</w:t>
+              <w:t xml:space="preserve">        &lt;p class="package__for"&gt;Для школы/практики &gt;5 человек или нескольких каналов лидов&lt;/p&gt;</w:t>
             </w:r>
           </w:p>
           <w:p>
@@ -17052,7 +17500,7 @@
           <w:sz w:val="22"/>
           <w:szCs w:val="22"/>
         </w:rPr>
-        <w:t xml:space="preserve">Положить WOFF2-файлы Geologica + Onest + PT Mono в /assets/fonts/.</w:t>
+        <w:t xml:space="preserve">Шрифты Geologica + Onest + PT Mono уже в /assets/fonts/ — ничего класть не нужно.</w:t>
       </w:r>
     </w:p>
     <w:p>
